--- a/policies/build/preview_hco/HCO.COP.16_v2_preview.docx
+++ b/policies/build/preview_hco/HCO.COP.16_v2_preview.docx
@@ -761,7 +761,7 @@
           <w:sz w:val="22"/>
           <w:szCs w:val="22"/>
         </w:rPr>
-        <w:t xml:space="preserve">Boundaries: do not copy SHCO COP wording. Do not overwrite AAC policies. Spell out abbreviations on first use in training materials.</w:t>
+        <w:t xml:space="preserve">Boundaries: do not overwrite HCO AAC policies. Spell out abbreviations on first use in training materials.</w:t>
       </w:r>
     </w:p>
     <w:p>
@@ -995,7 +995,7 @@
         <w:spacing w:after="100" w:before="220"/>
       </w:pPr>
       <w:r>
-        <w:t xml:space="preserve">5.3 The organisation identifies and manages patients who are at risk of d..</w:t>
+        <w:t xml:space="preserve">5.3 The organisation identifies and manages patients who are at risk of..</w:t>
       </w:r>
     </w:p>
     <w:p>
@@ -1040,7 +1040,7 @@
         <w:spacing w:after="100" w:before="220"/>
       </w:pPr>
       <w:r>
-        <w:t xml:space="preserve">5.4 The organisation identifies and manages patients who are at risk of d..</w:t>
+        <w:t xml:space="preserve">5.4 The organisation identifies and manages patients who are at risk of..</w:t>
       </w:r>
     </w:p>
     <w:p>
@@ -1176,6 +1176,20 @@
       </w:pPr>
       <w:r>
         <w:t xml:space="preserve">7. Governance and responsibility</w:t>
+      </w:r>
+    </w:p>
+    <w:p>
+      <w:pPr>
+        <w:spacing w:after="20" w:before="100"/>
+      </w:pPr>
+      <w:r>
+        <w:rPr>
+          <w:b/>
+          <w:bCs/>
+          <w:sz w:val="22"/>
+          <w:szCs w:val="22"/>
+        </w:rPr>
+        <w:t xml:space="preserve">Medical Superintendent</w:t>
       </w:r>
     </w:p>
     <w:p>
@@ -1192,7 +1206,21 @@
           <w:sz w:val="22"/>
           <w:szCs w:val="22"/>
         </w:rPr>
-        <w:t xml:space="preserve">Medical Superintendent</w:t>
+        <w:t xml:space="preserve">Accountable that COP.16 is resourced and followed.</w:t>
+      </w:r>
+    </w:p>
+    <w:p>
+      <w:pPr>
+        <w:spacing w:after="20" w:before="100"/>
+      </w:pPr>
+      <w:r>
+        <w:rPr>
+          <w:b/>
+          <w:bCs/>
+          <w:sz w:val="22"/>
+          <w:szCs w:val="22"/>
+        </w:rPr>
+        <w:t xml:space="preserve">Quality Coordinator</w:t>
       </w:r>
     </w:p>
     <w:p>
@@ -1209,7 +1237,21 @@
           <w:sz w:val="22"/>
           <w:szCs w:val="22"/>
         </w:rPr>
-        <w:t xml:space="preserve">Accountable that COP.16 is resourced and followed.</w:t>
+        <w:t xml:space="preserve">Owns day-to-day implementation and records for this standard.</w:t>
+      </w:r>
+    </w:p>
+    <w:p>
+      <w:pPr>
+        <w:spacing w:after="20" w:before="100"/>
+      </w:pPr>
+      <w:r>
+        <w:rPr>
+          <w:b/>
+          <w:bCs/>
+          <w:sz w:val="22"/>
+          <w:szCs w:val="22"/>
+        </w:rPr>
+        <w:t xml:space="preserve">Treating doctors / nurses / technicians (as applicable)</w:t>
       </w:r>
     </w:p>
     <w:p>
@@ -1226,6 +1268,20 @@
           <w:sz w:val="22"/>
           <w:szCs w:val="22"/>
         </w:rPr>
+        <w:t xml:space="preserve">Deliver care as written; escalate stop-work triggers without delay.</w:t>
+      </w:r>
+    </w:p>
+    <w:p>
+      <w:pPr>
+        <w:spacing w:after="20" w:before="100"/>
+      </w:pPr>
+      <w:r>
+        <w:rPr>
+          <w:b/>
+          <w:bCs/>
+          <w:sz w:val="22"/>
+          <w:szCs w:val="22"/>
+        </w:rPr>
         <w:t xml:space="preserve">Quality Coordinator</w:t>
       </w:r>
     </w:p>
@@ -1243,7 +1299,28 @@
           <w:sz w:val="22"/>
           <w:szCs w:val="22"/>
         </w:rPr>
-        <w:t xml:space="preserve">Owns day-to-day implementation and records for this standard.</w:t>
+        <w:t xml:space="preserve">Audits this policy «quarterly»; holds training acknowledgements.</w:t>
+      </w:r>
+    </w:p>
+    <w:p>
+      <w:pPr>
+        <w:pStyle w:val="Heading1"/>
+        <w:spacing w:after="120" w:before="280"/>
+      </w:pPr>
+      <w:r>
+        <w:t xml:space="preserve">8. Quality monitoring (RCA → CAPA)</w:t>
+      </w:r>
+    </w:p>
+    <w:p>
+      <w:pPr>
+        <w:spacing w:after="140"/>
+      </w:pPr>
+      <w:r>
+        <w:rPr>
+          <w:sz w:val="22"/>
+          <w:szCs w:val="22"/>
+        </w:rPr>
+        <w:t xml:space="preserve">The Quality Coordinator audits this policy «quarterly». The audit reviews:</w:t>
       </w:r>
     </w:p>
     <w:p>
@@ -1260,7 +1337,7 @@
           <w:sz w:val="22"/>
           <w:szCs w:val="22"/>
         </w:rPr>
-        <w:t xml:space="preserve">Treating doctors / nurses / technicians (as applicable)</w:t>
+        <w:t xml:space="preserve">Records for a sample of this standard's objective elements, checked against the What-we-do steps.</w:t>
       </w:r>
     </w:p>
     <w:p>
@@ -1277,7 +1354,7 @@
           <w:sz w:val="22"/>
           <w:szCs w:val="22"/>
         </w:rPr>
-        <w:t xml:space="preserve">Deliver care as written; escalate stop-work triggers without delay.</w:t>
+        <w:t xml:space="preserve">Documentary evidence is on file for each asterisked objective element in the sample.</w:t>
       </w:r>
     </w:p>
     <w:p>
@@ -1294,7 +1371,7 @@
           <w:sz w:val="22"/>
           <w:szCs w:val="22"/>
         </w:rPr>
-        <w:t xml:space="preserve">Quality Coordinator</w:t>
+        <w:t xml:space="preserve">CORE objective elements show no critical gaps in the sample.</w:t>
       </w:r>
     </w:p>
     <w:p>
@@ -1311,108 +1388,19 @@
           <w:sz w:val="22"/>
           <w:szCs w:val="22"/>
         </w:rPr>
-        <w:t xml:space="preserve">Audits this policy «quarterly»; holds training acknowledgements.</w:t>
-      </w:r>
-    </w:p>
-    <w:p>
-      <w:pPr>
-        <w:pStyle w:val="Heading1"/>
-        <w:spacing w:after="120" w:before="280"/>
-      </w:pPr>
-      <w:r>
-        <w:t xml:space="preserve">8. Quality monitoring (RCA → CAPA)</w:t>
-      </w:r>
-    </w:p>
-    <w:p>
-      <w:pPr>
-        <w:spacing w:after="140"/>
-      </w:pPr>
-      <w:r>
-        <w:rPr>
-          <w:sz w:val="22"/>
-          <w:szCs w:val="22"/>
-        </w:rPr>
-        <w:t xml:space="preserve">The Quality Coordinator audits this policy «quarterly».</w:t>
-      </w:r>
-    </w:p>
-    <w:p>
-      <w:pPr>
-        <w:spacing w:after="140"/>
-      </w:pPr>
-      <w:r>
-        <w:rPr>
-          <w:sz w:val="22"/>
-          <w:szCs w:val="22"/>
-        </w:rPr>
-        <w:t xml:space="preserve">What is monitored each quarter:</w:t>
-      </w:r>
-    </w:p>
-    <w:p>
-      <w:pPr>
-        <w:pStyle w:val="ListParagraph"/>
-        <w:numPr>
-          <w:ilvl w:val="0"/>
-          <w:numId w:val="1"/>
-        </w:numPr>
-        <w:spacing w:after="60"/>
-      </w:pPr>
-      <w:r>
-        <w:rPr>
-          <w:sz w:val="22"/>
-          <w:szCs w:val="22"/>
-        </w:rPr>
-        <w:t xml:space="preserve">Sample of records for each OE COP.16.a–e.</w:t>
-      </w:r>
-    </w:p>
-    <w:p>
-      <w:pPr>
-        <w:pStyle w:val="ListParagraph"/>
-        <w:numPr>
-          <w:ilvl w:val="0"/>
-          <w:numId w:val="1"/>
-        </w:numPr>
-        <w:spacing w:after="60"/>
-      </w:pPr>
-      <w:r>
-        <w:rPr>
-          <w:sz w:val="22"/>
-          <w:szCs w:val="22"/>
-        </w:rPr>
-        <w:t xml:space="preserve">Asterisked elements (abcde) have document evidence as required.</w:t>
-      </w:r>
-    </w:p>
-    <w:p>
-      <w:pPr>
-        <w:pStyle w:val="ListParagraph"/>
-        <w:numPr>
-          <w:ilvl w:val="0"/>
-          <w:numId w:val="1"/>
-        </w:numPr>
-        <w:spacing w:after="60"/>
-      </w:pPr>
-      <w:r>
-        <w:rPr>
-          <w:sz w:val="22"/>
-          <w:szCs w:val="22"/>
-        </w:rPr>
-        <w:t xml:space="preserve">CORE elements (abcd) show no critical gaps in the sample.</w:t>
-      </w:r>
-    </w:p>
-    <w:p>
-      <w:pPr>
-        <w:pStyle w:val="ListParagraph"/>
-        <w:numPr>
-          <w:ilvl w:val="0"/>
-          <w:numId w:val="1"/>
-        </w:numPr>
-        <w:spacing w:after="60"/>
-      </w:pPr>
-      <w:r>
-        <w:rPr>
-          <w:sz w:val="22"/>
-          <w:szCs w:val="22"/>
-        </w:rPr>
         <w:t xml:space="preserve">Stop-work events (if any) are logged with outcome.</w:t>
+      </w:r>
+    </w:p>
+    <w:p>
+      <w:pPr>
+        <w:spacing w:after="140"/>
+      </w:pPr>
+      <w:r>
+        <w:rPr>
+          <w:sz w:val="22"/>
+          <w:szCs w:val="22"/>
+        </w:rPr>
+        <w:t xml:space="preserve">Root-cause analysis is required when a gap found in this audit remains open beyond «90 days».</w:t>
       </w:r>
     </w:p>
     <w:p>
@@ -2970,7 +2958,7 @@
           <w:sz w:val="22"/>
           <w:szCs w:val="22"/>
         </w:rPr>
-        <w:t xml:space="preserve">Records showing COP.16.a was followed for sampled patients/cases.</w:t>
+        <w:t xml:space="preserve">Written vulnerable-patient identification criteria.</w:t>
       </w:r>
     </w:p>
     <w:p>
@@ -2987,7 +2975,7 @@
           <w:sz w:val="22"/>
           <w:szCs w:val="22"/>
         </w:rPr>
-        <w:t xml:space="preserve">Written guidance / protocol referenced for this element (where required).</w:t>
+        <w:t xml:space="preserve">Identification and management-plan record for a sampled vulnerable patient.</w:t>
       </w:r>
     </w:p>
     <w:p>
@@ -3004,7 +2992,16 @@
           <w:sz w:val="22"/>
           <w:szCs w:val="22"/>
         </w:rPr>
-        <w:t xml:space="preserve">Audit sample notes for COP.16.a reviewed «quarterly».</w:t>
+        <w:t xml:space="preserve">Staff-training record.</w:t>
+      </w:r>
+    </w:p>
+    <w:p>
+      <w:pPr>
+        <w:pStyle w:val="Heading2"/>
+        <w:spacing w:after="100" w:before="220"/>
+      </w:pPr>
+      <w:r>
+        <w:t xml:space="preserve">COP.16.b — The organisation identifies and manages patients who are at a risk of fall.</w:t>
       </w:r>
     </w:p>
     <w:p>
@@ -3021,16 +3018,7 @@
           <w:sz w:val="22"/>
           <w:szCs w:val="22"/>
         </w:rPr>
-        <w:t xml:space="preserve">Documented evidence specifically required by the asterisked interpretation.</w:t>
-      </w:r>
-    </w:p>
-    <w:p>
-      <w:pPr>
-        <w:pStyle w:val="Heading2"/>
-        <w:spacing w:after="100" w:before="220"/>
-      </w:pPr>
-      <w:r>
-        <w:t xml:space="preserve">COP.16.b — The organisation identifies and manages patients who are at a risk of fall.</w:t>
+        <w:t xml:space="preserve">Fall-risk-assessment tool and record.</w:t>
       </w:r>
     </w:p>
     <w:p>
@@ -3047,7 +3035,7 @@
           <w:sz w:val="22"/>
           <w:szCs w:val="22"/>
         </w:rPr>
-        <w:t xml:space="preserve">Records showing COP.16.b was followed for sampled patients/cases.</w:t>
+        <w:t xml:space="preserve">Fall-prevention-measure implementation record.</w:t>
       </w:r>
     </w:p>
     <w:p>
@@ -3064,7 +3052,16 @@
           <w:sz w:val="22"/>
           <w:szCs w:val="22"/>
         </w:rPr>
-        <w:t xml:space="preserve">Written guidance / protocol referenced for this element (where required).</w:t>
+        <w:t xml:space="preserve">Fall-incident log and analysis.</w:t>
+      </w:r>
+    </w:p>
+    <w:p>
+      <w:pPr>
+        <w:pStyle w:val="Heading2"/>
+        <w:spacing w:after="100" w:before="220"/>
+      </w:pPr>
+      <w:r>
+        <w:t xml:space="preserve">COP.16.c — The organisation identifies and manages patients who are at risk of developing / worsening of pressure ulcers.</w:t>
       </w:r>
     </w:p>
     <w:p>
@@ -3081,7 +3078,7 @@
           <w:sz w:val="22"/>
           <w:szCs w:val="22"/>
         </w:rPr>
-        <w:t xml:space="preserve">Audit sample notes for COP.16.b reviewed «quarterly».</w:t>
+        <w:t xml:space="preserve">Pressure-ulcer-risk-assessment tool and record.</w:t>
       </w:r>
     </w:p>
     <w:p>
@@ -3098,16 +3095,7 @@
           <w:sz w:val="22"/>
           <w:szCs w:val="22"/>
         </w:rPr>
-        <w:t xml:space="preserve">Documented evidence specifically required by the asterisked interpretation.</w:t>
-      </w:r>
-    </w:p>
-    <w:p>
-      <w:pPr>
-        <w:pStyle w:val="Heading2"/>
-        <w:spacing w:after="100" w:before="220"/>
-      </w:pPr>
-      <w:r>
-        <w:t xml:space="preserve">COP.16.c — The organisation identifies and manages patients who are at risk of developing / worsening of pressure ulcers.</w:t>
+        <w:t xml:space="preserve">Prevention-measure implementation record.</w:t>
       </w:r>
     </w:p>
     <w:p>
@@ -3124,7 +3112,16 @@
           <w:sz w:val="22"/>
           <w:szCs w:val="22"/>
         </w:rPr>
-        <w:t xml:space="preserve">Records showing COP.16.c was followed for sampled patients/cases.</w:t>
+        <w:t xml:space="preserve">Pressure-ulcer-incidence tracking record.</w:t>
+      </w:r>
+    </w:p>
+    <w:p>
+      <w:pPr>
+        <w:pStyle w:val="Heading2"/>
+        <w:spacing w:after="100" w:before="220"/>
+      </w:pPr>
+      <w:r>
+        <w:t xml:space="preserve">COP.16.d — The organisation identifies and manages patients who are at risk of developing deep vein thrombosis.</w:t>
       </w:r>
     </w:p>
     <w:p>
@@ -3141,7 +3138,7 @@
           <w:sz w:val="22"/>
           <w:szCs w:val="22"/>
         </w:rPr>
-        <w:t xml:space="preserve">Written guidance / protocol referenced for this element (where required).</w:t>
+        <w:t xml:space="preserve">DVT-risk-assessment tool and record.</w:t>
       </w:r>
     </w:p>
     <w:p>
@@ -3158,7 +3155,7 @@
           <w:sz w:val="22"/>
           <w:szCs w:val="22"/>
         </w:rPr>
-        <w:t xml:space="preserve">Audit sample notes for COP.16.c reviewed «quarterly».</w:t>
+        <w:t xml:space="preserve">Prophylaxis-measure implementation record.</w:t>
       </w:r>
     </w:p>
     <w:p>
@@ -3175,7 +3172,7 @@
           <w:sz w:val="22"/>
           <w:szCs w:val="22"/>
         </w:rPr>
-        <w:t xml:space="preserve">Documented evidence specifically required by the asterisked interpretation.</w:t>
+        <w:t xml:space="preserve">DVT-incidence tracking record.</w:t>
       </w:r>
     </w:p>
     <w:p>
@@ -3184,7 +3181,7 @@
         <w:spacing w:after="100" w:before="220"/>
       </w:pPr>
       <w:r>
-        <w:t xml:space="preserve">COP.16.d — The organisation identifies and manages patients who are at risk of developing deep vein thrombosis.</w:t>
+        <w:t xml:space="preserve">COP.16.e — The organisation identifies and manages patients who need restraints.</w:t>
       </w:r>
     </w:p>
     <w:p>
@@ -3201,7 +3198,7 @@
           <w:sz w:val="22"/>
           <w:szCs w:val="22"/>
         </w:rPr>
-        <w:t xml:space="preserve">Records showing COP.16.d was followed for sampled patients/cases.</w:t>
+        <w:t xml:space="preserve">Written restraint-need identification criteria.</w:t>
       </w:r>
     </w:p>
     <w:p>
@@ -3218,7 +3215,7 @@
           <w:sz w:val="22"/>
           <w:szCs w:val="22"/>
         </w:rPr>
-        <w:t xml:space="preserve">Written guidance / protocol referenced for this element (where required).</w:t>
+        <w:t xml:space="preserve">Documented restraint order with periodic review.</w:t>
       </w:r>
     </w:p>
     <w:p>
@@ -3235,101 +3232,7 @@
           <w:sz w:val="22"/>
           <w:szCs w:val="22"/>
         </w:rPr>
-        <w:t xml:space="preserve">Audit sample notes for COP.16.d reviewed «quarterly».</w:t>
-      </w:r>
-    </w:p>
-    <w:p>
-      <w:pPr>
-        <w:pStyle w:val="ListParagraph"/>
-        <w:numPr>
-          <w:ilvl w:val="0"/>
-          <w:numId w:val="1"/>
-        </w:numPr>
-        <w:spacing w:after="60"/>
-      </w:pPr>
-      <w:r>
-        <w:rPr>
-          <w:sz w:val="22"/>
-          <w:szCs w:val="22"/>
-        </w:rPr>
-        <w:t xml:space="preserve">Documented evidence specifically required by the asterisked interpretation.</w:t>
-      </w:r>
-    </w:p>
-    <w:p>
-      <w:pPr>
-        <w:pStyle w:val="Heading2"/>
-        <w:spacing w:after="100" w:before="220"/>
-      </w:pPr>
-      <w:r>
-        <w:t xml:space="preserve">COP.16.e — The organisation identifies and manages patients who need restraints.</w:t>
-      </w:r>
-    </w:p>
-    <w:p>
-      <w:pPr>
-        <w:pStyle w:val="ListParagraph"/>
-        <w:numPr>
-          <w:ilvl w:val="0"/>
-          <w:numId w:val="1"/>
-        </w:numPr>
-        <w:spacing w:after="60"/>
-      </w:pPr>
-      <w:r>
-        <w:rPr>
-          <w:sz w:val="22"/>
-          <w:szCs w:val="22"/>
-        </w:rPr>
-        <w:t xml:space="preserve">Records showing COP.16.e was followed for sampled patients/cases.</w:t>
-      </w:r>
-    </w:p>
-    <w:p>
-      <w:pPr>
-        <w:pStyle w:val="ListParagraph"/>
-        <w:numPr>
-          <w:ilvl w:val="0"/>
-          <w:numId w:val="1"/>
-        </w:numPr>
-        <w:spacing w:after="60"/>
-      </w:pPr>
-      <w:r>
-        <w:rPr>
-          <w:sz w:val="22"/>
-          <w:szCs w:val="22"/>
-        </w:rPr>
-        <w:t xml:space="preserve">Written guidance / protocol referenced for this element (where required).</w:t>
-      </w:r>
-    </w:p>
-    <w:p>
-      <w:pPr>
-        <w:pStyle w:val="ListParagraph"/>
-        <w:numPr>
-          <w:ilvl w:val="0"/>
-          <w:numId w:val="1"/>
-        </w:numPr>
-        <w:spacing w:after="60"/>
-      </w:pPr>
-      <w:r>
-        <w:rPr>
-          <w:sz w:val="22"/>
-          <w:szCs w:val="22"/>
-        </w:rPr>
-        <w:t xml:space="preserve">Audit sample notes for COP.16.e reviewed «quarterly».</w:t>
-      </w:r>
-    </w:p>
-    <w:p>
-      <w:pPr>
-        <w:pStyle w:val="ListParagraph"/>
-        <w:numPr>
-          <w:ilvl w:val="0"/>
-          <w:numId w:val="1"/>
-        </w:numPr>
-        <w:spacing w:after="60"/>
-      </w:pPr>
-      <w:r>
-        <w:rPr>
-          <w:sz w:val="22"/>
-          <w:szCs w:val="22"/>
-        </w:rPr>
-        <w:t xml:space="preserve">Documented evidence specifically required by the asterisked interpretation.</w:t>
+        <w:t xml:space="preserve">Restraint-monitoring record.</w:t>
       </w:r>
     </w:p>
     <w:p>

--- a/policies/build/preview_hco/HCO.COP.16_v2_preview.docx
+++ b/policies/build/preview_hco/HCO.COP.16_v2_preview.docx
@@ -692,19 +692,19 @@
           <w:sz w:val="22"/>
           <w:szCs w:val="22"/>
         </w:rPr>
-        <w:t xml:space="preserve">It covers objective elements COP.16.a–e (5 elements).</w:t>
-      </w:r>
-    </w:p>
-    <w:p>
-      <w:pPr>
-        <w:spacing w:after="140"/>
-      </w:pPr>
-      <w:r>
-        <w:rPr>
-          <w:sz w:val="22"/>
-          <w:szCs w:val="22"/>
-        </w:rPr>
-        <w:t xml:space="preserve">This policy owns COP.16. Related AAC, PRE, IPC/HIC, HRM and MOM duties stay with those policies — cross-reference only.</w:t>
+        <w:t xml:space="preserve">This policy covers all 5 requirements under this standard, listed in detail below.</w:t>
+      </w:r>
+    </w:p>
+    <w:p>
+      <w:pPr>
+        <w:spacing w:after="140"/>
+      </w:pPr>
+      <w:r>
+        <w:rPr>
+          <w:sz w:val="22"/>
+          <w:szCs w:val="22"/>
+        </w:rPr>
+        <w:t xml:space="preserve">This policy covers high-risk patients — identification and management specifically. Related duties — like patient assessment, patient rights, infection control, staffing, or medication management — are covered in the hospital's other policies, not repeated here.</w:t>
       </w:r>
     </w:p>
     <w:p>
@@ -749,19 +749,19 @@
           <w:sz w:val="22"/>
           <w:szCs w:val="22"/>
         </w:rPr>
-        <w:t xml:space="preserve">It covers 5 objective elements (COP.16.a, COP.16.b, COP.16.c, COP.16.d, COP.16.e).</w:t>
-      </w:r>
-    </w:p>
-    <w:p>
-      <w:pPr>
-        <w:spacing w:after="140"/>
-      </w:pPr>
-      <w:r>
-        <w:rPr>
-          <w:sz w:val="22"/>
-          <w:szCs w:val="22"/>
-        </w:rPr>
-        <w:t xml:space="preserve">Boundaries: do not overwrite HCO AAC policies. Spell out abbreviations on first use in training materials.</w:t>
+        <w:t xml:space="preserve">This policy covers all 5 requirements under this standard, listed in detail below.</w:t>
+      </w:r>
+    </w:p>
+    <w:p>
+      <w:pPr>
+        <w:spacing w:after="140"/>
+      </w:pPr>
+      <w:r>
+        <w:rPr>
+          <w:sz w:val="22"/>
+          <w:szCs w:val="22"/>
+        </w:rPr>
+        <w:t xml:space="preserve">This policy covers high-risk patients — identification and management specifically. Related duties — like patient assessment, patient rights, infection control, staffing, or medication management — are covered in the hospital's other policies, not repeated here. Spell out abbreviations on first use in training materials.</w:t>
       </w:r>
     </w:p>
     <w:p>
